--- a/docs/tables/whole/sec11_egfr_ratio_sens_summary.docx
+++ b/docs/tables/whole/sec11_egfr_ratio_sens_summary.docx
@@ -740,7 +740,7 @@
                 <w:szCs w:val="22"/>
                 <w:color w:val="000000"/>
               </w:rPr>
-              <w:t xml:space="preserve">1.13 (1.01, 1.26)</w:t>
+              <w:t xml:space="preserve">1.12 (1.01, 1.26)</w:t>
             </w:r>
           </w:p>
         </w:tc>
@@ -793,7 +793,7 @@
                 <w:szCs w:val="22"/>
                 <w:color w:val="000000"/>
               </w:rPr>
-              <w:t xml:space="preserve">0.034</w:t>
+              <w:t xml:space="preserve">0.036</w:t>
             </w:r>
           </w:p>
         </w:tc>
@@ -1117,7 +1117,7 @@
                 <w:szCs w:val="22"/>
                 <w:color w:val="000000"/>
               </w:rPr>
-              <w:t xml:space="preserve">1.34 (1.06, 1.69)</w:t>
+              <w:t xml:space="preserve">1.33 (1.06, 1.69)</w:t>
             </w:r>
           </w:p>
         </w:tc>
